--- a/04_tables/main/TableS6_crossvalidation.docx
+++ b/04_tables/main/TableS6_crossvalidation.docx
@@ -35,16 +35,16 @@
         <w:tblLook w:firstRow="1" w:lastRow="0" w:firstColumn="0" w:lastColumn="0" w:noHBand="0" w:noVBand="1"/>
       </w:tblPr>
       <w:tblGrid>
-        <w:gridCol w:w="2132"/>
+        <w:gridCol w:w="3361"/>
         <w:gridCol w:w="1080"/>
         <w:gridCol w:w="1080"/>
-        <w:gridCol w:w="1194"/>
-        <w:gridCol w:w="2935"/>
+        <w:gridCol w:w="1080"/>
+        <w:gridCol w:w="2330"/>
         <w:gridCol w:w="1080"/>
       </w:tblGrid>
       <w:tr>
         <w:trPr>
-          <w:trHeight w:val="417" w:hRule="auto"/>
+          <w:trHeight w:val="255" w:hRule="auto"/>
           <w:tblHeader/>
         </w:trPr>
         header1
@@ -81,19 +81,19 @@
                 <w:i w:val="false"/>
                 <w:b w:val="false"/>
                 <w:u w:val="none"/>
-                <w:sz w:val="18"/>
-                <w:szCs w:val="18"/>
-                <w:color w:val="000000"/>
-              </w:rPr>
-            </w:pPr>
-            <w:r>
-              <w:rPr>
-                <w:rFonts w:ascii="Arial" w:hAnsi="Arial" w:eastAsia="Arial" w:cs="Arial"/>
-                <w:i w:val="false"/>
-                <w:b w:val="false"/>
-                <w:u w:val="none"/>
-                <w:sz w:val="18"/>
-                <w:szCs w:val="18"/>
+                <w:sz w:val="16"/>
+                <w:szCs w:val="16"/>
+                <w:color w:val="000000"/>
+              </w:rPr>
+            </w:pPr>
+            <w:r>
+              <w:rPr>
+                <w:rFonts w:ascii="Arial" w:hAnsi="Arial" w:eastAsia="Arial" w:cs="Arial"/>
+                <w:i w:val="false"/>
+                <w:b w:val="false"/>
+                <w:u w:val="none"/>
+                <w:sz w:val="16"/>
+                <w:szCs w:val="16"/>
                 <w:color w:val="000000"/>
               </w:rPr>
               <w:t xml:space="preserve"> </w:t>
@@ -133,19 +133,19 @@
                 <w:i w:val="false"/>
                 <w:b w:val="false"/>
                 <w:u w:val="none"/>
-                <w:sz w:val="18"/>
-                <w:szCs w:val="18"/>
-                <w:color w:val="000000"/>
-              </w:rPr>
-            </w:pPr>
-            <w:r>
-              <w:rPr>
-                <w:rFonts w:ascii="Arial" w:hAnsi="Arial" w:eastAsia="Arial" w:cs="Arial"/>
-                <w:i w:val="false"/>
-                <w:b w:val="false"/>
-                <w:u w:val="none"/>
-                <w:sz w:val="18"/>
-                <w:szCs w:val="18"/>
+                <w:sz w:val="16"/>
+                <w:szCs w:val="16"/>
+                <w:color w:val="000000"/>
+              </w:rPr>
+            </w:pPr>
+            <w:r>
+              <w:rPr>
+                <w:rFonts w:ascii="Arial" w:hAnsi="Arial" w:eastAsia="Arial" w:cs="Arial"/>
+                <w:i w:val="false"/>
+                <w:b w:val="false"/>
+                <w:u w:val="none"/>
+                <w:sz w:val="16"/>
+                <w:szCs w:val="16"/>
                 <w:color w:val="000000"/>
               </w:rPr>
               <w:t xml:space="preserve">Strata</w:t>
@@ -185,19 +185,19 @@
                 <w:i w:val="false"/>
                 <w:b w:val="false"/>
                 <w:u w:val="none"/>
-                <w:sz w:val="18"/>
-                <w:szCs w:val="18"/>
-                <w:color w:val="000000"/>
-              </w:rPr>
-            </w:pPr>
-            <w:r>
-              <w:rPr>
-                <w:rFonts w:ascii="Arial" w:hAnsi="Arial" w:eastAsia="Arial" w:cs="Arial"/>
-                <w:i w:val="false"/>
-                <w:b w:val="false"/>
-                <w:u w:val="none"/>
-                <w:sz w:val="18"/>
-                <w:szCs w:val="18"/>
+                <w:sz w:val="16"/>
+                <w:szCs w:val="16"/>
+                <w:color w:val="000000"/>
+              </w:rPr>
+            </w:pPr>
+            <w:r>
+              <w:rPr>
+                <w:rFonts w:ascii="Arial" w:hAnsi="Arial" w:eastAsia="Arial" w:cs="Arial"/>
+                <w:i w:val="false"/>
+                <w:b w:val="false"/>
+                <w:u w:val="none"/>
+                <w:sz w:val="16"/>
+                <w:szCs w:val="16"/>
                 <w:color w:val="000000"/>
               </w:rPr>
               <w:t xml:space="preserve">Score</w:t>
@@ -237,19 +237,19 @@
                 <w:i w:val="false"/>
                 <w:b w:val="false"/>
                 <w:u w:val="none"/>
-                <w:sz w:val="18"/>
-                <w:szCs w:val="18"/>
-                <w:color w:val="000000"/>
-              </w:rPr>
-            </w:pPr>
-            <w:r>
-              <w:rPr>
-                <w:rFonts w:ascii="Arial" w:hAnsi="Arial" w:eastAsia="Arial" w:cs="Arial"/>
-                <w:i w:val="false"/>
-                <w:b w:val="false"/>
-                <w:u w:val="none"/>
-                <w:sz w:val="18"/>
-                <w:szCs w:val="18"/>
+                <w:sz w:val="16"/>
+                <w:szCs w:val="16"/>
+                <w:color w:val="000000"/>
+              </w:rPr>
+            </w:pPr>
+            <w:r>
+              <w:rPr>
+                <w:rFonts w:ascii="Arial" w:hAnsi="Arial" w:eastAsia="Arial" w:cs="Arial"/>
+                <w:i w:val="false"/>
+                <w:b w:val="false"/>
+                <w:u w:val="none"/>
+                <w:sz w:val="16"/>
+                <w:szCs w:val="16"/>
                 <w:color w:val="000000"/>
               </w:rPr>
               <w:t xml:space="preserve">vs chance</w:t>
@@ -289,22 +289,22 @@
                 <w:i w:val="false"/>
                 <w:b w:val="false"/>
                 <w:u w:val="none"/>
-                <w:sz w:val="18"/>
-                <w:szCs w:val="18"/>
-                <w:color w:val="000000"/>
-              </w:rPr>
-            </w:pPr>
-            <w:r>
-              <w:rPr>
-                <w:rFonts w:ascii="Arial" w:hAnsi="Arial" w:eastAsia="Arial" w:cs="Arial"/>
-                <w:i w:val="false"/>
-                <w:b w:val="false"/>
-                <w:u w:val="none"/>
-                <w:sz w:val="18"/>
-                <w:szCs w:val="18"/>
-                <w:color w:val="000000"/>
-              </w:rPr>
-              <w:t xml:space="preserve">Anomaly - absolute, per stratum</w:t>
+                <w:sz w:val="16"/>
+                <w:szCs w:val="16"/>
+                <w:color w:val="000000"/>
+              </w:rPr>
+            </w:pPr>
+            <w:r>
+              <w:rPr>
+                <w:rFonts w:ascii="Arial" w:hAnsi="Arial" w:eastAsia="Arial" w:cs="Arial"/>
+                <w:i w:val="false"/>
+                <w:b w:val="false"/>
+                <w:u w:val="none"/>
+                <w:sz w:val="16"/>
+                <w:szCs w:val="16"/>
+                <w:color w:val="000000"/>
+              </w:rPr>
+              <w:t xml:space="preserve">Shock - absolute, per stratum</w:t>
             </w:r>
           </w:p>
         </w:tc>
@@ -341,19 +341,19 @@
                 <w:i w:val="false"/>
                 <w:b w:val="false"/>
                 <w:u w:val="none"/>
-                <w:sz w:val="18"/>
-                <w:szCs w:val="18"/>
-                <w:color w:val="000000"/>
-              </w:rPr>
-            </w:pPr>
-            <w:r>
-              <w:rPr>
-                <w:rFonts w:ascii="Arial" w:hAnsi="Arial" w:eastAsia="Arial" w:cs="Arial"/>
-                <w:i w:val="false"/>
-                <w:b w:val="false"/>
-                <w:u w:val="none"/>
-                <w:sz w:val="18"/>
-                <w:szCs w:val="18"/>
+                <w:sz w:val="16"/>
+                <w:szCs w:val="16"/>
+                <w:color w:val="000000"/>
+              </w:rPr>
+            </w:pPr>
+            <w:r>
+              <w:rPr>
+                <w:rFonts w:ascii="Arial" w:hAnsi="Arial" w:eastAsia="Arial" w:cs="Arial"/>
+                <w:i w:val="false"/>
+                <w:b w:val="false"/>
+                <w:u w:val="none"/>
+                <w:sz w:val="16"/>
+                <w:szCs w:val="16"/>
                 <w:color w:val="000000"/>
               </w:rPr>
               <w:t xml:space="preserve">z</w:t>
@@ -363,7 +363,7 @@
       </w:tr>
       <w:tr>
         <w:trPr>
-          <w:trHeight w:val="382" w:hRule="auto"/>
+          <w:trHeight w:val="223" w:hRule="auto"/>
         </w:trPr>
         body1
         <w:tc>
@@ -399,8 +399,8 @@
                 <w:i w:val="false"/>
                 <w:b w:val="true"/>
                 <w:u w:val="none"/>
-                <w:sz w:val="18"/>
-                <w:szCs w:val="18"/>
+                <w:sz w:val="16"/>
+                <w:szCs w:val="16"/>
                 <w:color w:val="000000"/>
               </w:rPr>
             </w:pPr>
@@ -410,8 +410,8 @@
                 <w:i w:val="false"/>
                 <w:b w:val="true"/>
                 <w:u w:val="none"/>
-                <w:sz w:val="18"/>
-                <w:szCs w:val="18"/>
+                <w:sz w:val="16"/>
+                <w:szCs w:val="16"/>
                 <w:color w:val="000000"/>
               </w:rPr>
               <w:t xml:space="preserve">Minnesota</w:t>
@@ -451,19 +451,19 @@
                 <w:i w:val="false"/>
                 <w:b w:val="false"/>
                 <w:u w:val="none"/>
-                <w:sz w:val="18"/>
-                <w:szCs w:val="18"/>
-                <w:color w:val="000000"/>
-              </w:rPr>
-            </w:pPr>
-            <w:r>
-              <w:rPr>
-                <w:rFonts w:ascii="Arial" w:hAnsi="Arial" w:eastAsia="Arial" w:cs="Arial"/>
-                <w:i w:val="false"/>
-                <w:b w:val="false"/>
-                <w:u w:val="none"/>
-                <w:sz w:val="18"/>
-                <w:szCs w:val="18"/>
+                <w:sz w:val="16"/>
+                <w:szCs w:val="16"/>
+                <w:color w:val="000000"/>
+              </w:rPr>
+            </w:pPr>
+            <w:r>
+              <w:rPr>
+                <w:rFonts w:ascii="Arial" w:hAnsi="Arial" w:eastAsia="Arial" w:cs="Arial"/>
+                <w:i w:val="false"/>
+                <w:b w:val="false"/>
+                <w:u w:val="none"/>
+                <w:sz w:val="16"/>
+                <w:szCs w:val="16"/>
                 <w:color w:val="000000"/>
               </w:rPr>
               <w:t xml:space="preserve"/>
@@ -503,19 +503,19 @@
                 <w:i w:val="false"/>
                 <w:b w:val="false"/>
                 <w:u w:val="none"/>
-                <w:sz w:val="18"/>
-                <w:szCs w:val="18"/>
-                <w:color w:val="000000"/>
-              </w:rPr>
-            </w:pPr>
-            <w:r>
-              <w:rPr>
-                <w:rFonts w:ascii="Arial" w:hAnsi="Arial" w:eastAsia="Arial" w:cs="Arial"/>
-                <w:i w:val="false"/>
-                <w:b w:val="false"/>
-                <w:u w:val="none"/>
-                <w:sz w:val="18"/>
-                <w:szCs w:val="18"/>
+                <w:sz w:val="16"/>
+                <w:szCs w:val="16"/>
+                <w:color w:val="000000"/>
+              </w:rPr>
+            </w:pPr>
+            <w:r>
+              <w:rPr>
+                <w:rFonts w:ascii="Arial" w:hAnsi="Arial" w:eastAsia="Arial" w:cs="Arial"/>
+                <w:i w:val="false"/>
+                <w:b w:val="false"/>
+                <w:u w:val="none"/>
+                <w:sz w:val="16"/>
+                <w:szCs w:val="16"/>
                 <w:color w:val="000000"/>
               </w:rPr>
               <w:t xml:space="preserve"/>
@@ -555,19 +555,19 @@
                 <w:i w:val="false"/>
                 <w:b w:val="false"/>
                 <w:u w:val="none"/>
-                <w:sz w:val="18"/>
-                <w:szCs w:val="18"/>
-                <w:color w:val="000000"/>
-              </w:rPr>
-            </w:pPr>
-            <w:r>
-              <w:rPr>
-                <w:rFonts w:ascii="Arial" w:hAnsi="Arial" w:eastAsia="Arial" w:cs="Arial"/>
-                <w:i w:val="false"/>
-                <w:b w:val="false"/>
-                <w:u w:val="none"/>
-                <w:sz w:val="18"/>
-                <w:szCs w:val="18"/>
+                <w:sz w:val="16"/>
+                <w:szCs w:val="16"/>
+                <w:color w:val="000000"/>
+              </w:rPr>
+            </w:pPr>
+            <w:r>
+              <w:rPr>
+                <w:rFonts w:ascii="Arial" w:hAnsi="Arial" w:eastAsia="Arial" w:cs="Arial"/>
+                <w:i w:val="false"/>
+                <w:b w:val="false"/>
+                <w:u w:val="none"/>
+                <w:sz w:val="16"/>
+                <w:szCs w:val="16"/>
                 <w:color w:val="000000"/>
               </w:rPr>
               <w:t xml:space="preserve"/>
@@ -607,19 +607,19 @@
                 <w:i w:val="false"/>
                 <w:b w:val="false"/>
                 <w:u w:val="none"/>
-                <w:sz w:val="18"/>
-                <w:szCs w:val="18"/>
-                <w:color w:val="000000"/>
-              </w:rPr>
-            </w:pPr>
-            <w:r>
-              <w:rPr>
-                <w:rFonts w:ascii="Arial" w:hAnsi="Arial" w:eastAsia="Arial" w:cs="Arial"/>
-                <w:i w:val="false"/>
-                <w:b w:val="false"/>
-                <w:u w:val="none"/>
-                <w:sz w:val="18"/>
-                <w:szCs w:val="18"/>
+                <w:sz w:val="16"/>
+                <w:szCs w:val="16"/>
+                <w:color w:val="000000"/>
+              </w:rPr>
+            </w:pPr>
+            <w:r>
+              <w:rPr>
+                <w:rFonts w:ascii="Arial" w:hAnsi="Arial" w:eastAsia="Arial" w:cs="Arial"/>
+                <w:i w:val="false"/>
+                <w:b w:val="false"/>
+                <w:u w:val="none"/>
+                <w:sz w:val="16"/>
+                <w:szCs w:val="16"/>
                 <w:color w:val="000000"/>
               </w:rPr>
               <w:t xml:space="preserve"/>
@@ -659,19 +659,19 @@
                 <w:i w:val="false"/>
                 <w:b w:val="false"/>
                 <w:u w:val="none"/>
-                <w:sz w:val="18"/>
-                <w:szCs w:val="18"/>
-                <w:color w:val="000000"/>
-              </w:rPr>
-            </w:pPr>
-            <w:r>
-              <w:rPr>
-                <w:rFonts w:ascii="Arial" w:hAnsi="Arial" w:eastAsia="Arial" w:cs="Arial"/>
-                <w:i w:val="false"/>
-                <w:b w:val="false"/>
-                <w:u w:val="none"/>
-                <w:sz w:val="18"/>
-                <w:szCs w:val="18"/>
+                <w:sz w:val="16"/>
+                <w:szCs w:val="16"/>
+                <w:color w:val="000000"/>
+              </w:rPr>
+            </w:pPr>
+            <w:r>
+              <w:rPr>
+                <w:rFonts w:ascii="Arial" w:hAnsi="Arial" w:eastAsia="Arial" w:cs="Arial"/>
+                <w:i w:val="false"/>
+                <w:b w:val="false"/>
+                <w:u w:val="none"/>
+                <w:sz w:val="16"/>
+                <w:szCs w:val="16"/>
                 <w:color w:val="000000"/>
               </w:rPr>
               <w:t xml:space="preserve"/>
@@ -681,7 +681,7 @@
       </w:tr>
       <w:tr>
         <w:trPr>
-          <w:trHeight w:val="384" w:hRule="auto"/>
+          <w:trHeight w:val="255" w:hRule="auto"/>
         </w:trPr>
         body2
         <w:tc>
@@ -717,22 +717,22 @@
                 <w:i w:val="false"/>
                 <w:b w:val="false"/>
                 <w:u w:val="none"/>
-                <w:sz w:val="18"/>
-                <w:szCs w:val="18"/>
-                <w:color w:val="000000"/>
-              </w:rPr>
-            </w:pPr>
-            <w:r>
-              <w:rPr>
-                <w:rFonts w:ascii="Arial" w:hAnsi="Arial" w:eastAsia="Arial" w:cs="Arial"/>
-                <w:i w:val="false"/>
-                <w:b w:val="false"/>
-                <w:u w:val="none"/>
-                <w:sz w:val="18"/>
-                <w:szCs w:val="18"/>
-                <w:color w:val="000000"/>
-              </w:rPr>
-              <w:t xml:space="preserve">Absolute conditions</w:t>
+                <w:sz w:val="16"/>
+                <w:szCs w:val="16"/>
+                <w:color w:val="000000"/>
+              </w:rPr>
+            </w:pPr>
+            <w:r>
+              <w:rPr>
+                <w:rFonts w:ascii="Arial" w:hAnsi="Arial" w:eastAsia="Arial" w:cs="Arial"/>
+                <w:i w:val="false"/>
+                <w:b w:val="false"/>
+                <w:u w:val="none"/>
+                <w:sz w:val="16"/>
+                <w:szCs w:val="16"/>
+                <w:color w:val="000000"/>
+              </w:rPr>
+              <w:t xml:space="preserve">90-day shock</w:t>
             </w:r>
           </w:p>
         </w:tc>
@@ -769,19 +769,19 @@
                 <w:i w:val="false"/>
                 <w:b w:val="false"/>
                 <w:u w:val="none"/>
-                <w:sz w:val="18"/>
-                <w:szCs w:val="18"/>
-                <w:color w:val="000000"/>
-              </w:rPr>
-            </w:pPr>
-            <w:r>
-              <w:rPr>
-                <w:rFonts w:ascii="Arial" w:hAnsi="Arial" w:eastAsia="Arial" w:cs="Arial"/>
-                <w:i w:val="false"/>
-                <w:b w:val="false"/>
-                <w:u w:val="none"/>
-                <w:sz w:val="18"/>
-                <w:szCs w:val="18"/>
+                <w:sz w:val="16"/>
+                <w:szCs w:val="16"/>
+                <w:color w:val="000000"/>
+              </w:rPr>
+            </w:pPr>
+            <w:r>
+              <w:rPr>
+                <w:rFonts w:ascii="Arial" w:hAnsi="Arial" w:eastAsia="Arial" w:cs="Arial"/>
+                <w:i w:val="false"/>
+                <w:b w:val="false"/>
+                <w:u w:val="none"/>
+                <w:sz w:val="16"/>
+                <w:szCs w:val="16"/>
                 <w:color w:val="000000"/>
               </w:rPr>
               <w:t xml:space="preserve">85</w:t>
@@ -821,22 +821,22 @@
                 <w:i w:val="false"/>
                 <w:b w:val="false"/>
                 <w:u w:val="none"/>
-                <w:sz w:val="18"/>
-                <w:szCs w:val="18"/>
-                <w:color w:val="000000"/>
-              </w:rPr>
-            </w:pPr>
-            <w:r>
-              <w:rPr>
-                <w:rFonts w:ascii="Arial" w:hAnsi="Arial" w:eastAsia="Arial" w:cs="Arial"/>
-                <w:i w:val="false"/>
-                <w:b w:val="false"/>
-                <w:u w:val="none"/>
-                <w:sz w:val="18"/>
-                <w:szCs w:val="18"/>
-                <w:color w:val="000000"/>
-              </w:rPr>
-              <w:t xml:space="preserve">-266.6</w:t>
+                <w:sz w:val="16"/>
+                <w:szCs w:val="16"/>
+                <w:color w:val="000000"/>
+              </w:rPr>
+            </w:pPr>
+            <w:r>
+              <w:rPr>
+                <w:rFonts w:ascii="Arial" w:hAnsi="Arial" w:eastAsia="Arial" w:cs="Arial"/>
+                <w:i w:val="false"/>
+                <w:b w:val="false"/>
+                <w:u w:val="none"/>
+                <w:sz w:val="16"/>
+                <w:szCs w:val="16"/>
+                <w:color w:val="000000"/>
+              </w:rPr>
+              <w:t xml:space="preserve">-283.3</w:t>
             </w:r>
           </w:p>
         </w:tc>
@@ -873,22 +873,22 @@
                 <w:i w:val="false"/>
                 <w:b w:val="false"/>
                 <w:u w:val="none"/>
-                <w:sz w:val="18"/>
-                <w:szCs w:val="18"/>
-                <w:color w:val="000000"/>
-              </w:rPr>
-            </w:pPr>
-            <w:r>
-              <w:rPr>
-                <w:rFonts w:ascii="Arial" w:hAnsi="Arial" w:eastAsia="Arial" w:cs="Arial"/>
-                <w:i w:val="false"/>
-                <w:b w:val="false"/>
-                <w:u w:val="none"/>
-                <w:sz w:val="18"/>
-                <w:szCs w:val="18"/>
-                <w:color w:val="000000"/>
-              </w:rPr>
-              <w:t xml:space="preserve">+3.7</w:t>
+                <w:sz w:val="16"/>
+                <w:szCs w:val="16"/>
+                <w:color w:val="000000"/>
+              </w:rPr>
+            </w:pPr>
+            <w:r>
+              <w:rPr>
+                <w:rFonts w:ascii="Arial" w:hAnsi="Arial" w:eastAsia="Arial" w:cs="Arial"/>
+                <w:i w:val="false"/>
+                <w:b w:val="false"/>
+                <w:u w:val="none"/>
+                <w:sz w:val="16"/>
+                <w:szCs w:val="16"/>
+                <w:color w:val="000000"/>
+              </w:rPr>
+              <w:t xml:space="preserve">-13.0</w:t>
             </w:r>
           </w:p>
         </w:tc>
@@ -925,22 +925,22 @@
                 <w:i w:val="false"/>
                 <w:b w:val="false"/>
                 <w:u w:val="none"/>
-                <w:sz w:val="18"/>
-                <w:szCs w:val="18"/>
-                <w:color w:val="000000"/>
-              </w:rPr>
-            </w:pPr>
-            <w:r>
-              <w:rPr>
-                <w:rFonts w:ascii="Arial" w:hAnsi="Arial" w:eastAsia="Arial" w:cs="Arial"/>
-                <w:i w:val="false"/>
-                <w:b w:val="false"/>
-                <w:u w:val="none"/>
-                <w:sz w:val="18"/>
-                <w:szCs w:val="18"/>
-                <w:color w:val="000000"/>
-              </w:rPr>
-              <w:t xml:space="preserve">reference</w:t>
+                <w:sz w:val="16"/>
+                <w:szCs w:val="16"/>
+                <w:color w:val="000000"/>
+              </w:rPr>
+            </w:pPr>
+            <w:r>
+              <w:rPr>
+                <w:rFonts w:ascii="Arial" w:hAnsi="Arial" w:eastAsia="Arial" w:cs="Arial"/>
+                <w:i w:val="false"/>
+                <w:b w:val="false"/>
+                <w:u w:val="none"/>
+                <w:sz w:val="16"/>
+                <w:szCs w:val="16"/>
+                <w:color w:val="000000"/>
+              </w:rPr>
+              <w:t xml:space="preserve">-0.1965</w:t>
             </w:r>
           </w:p>
         </w:tc>
@@ -977,29 +977,29 @@
                 <w:i w:val="false"/>
                 <w:b w:val="false"/>
                 <w:u w:val="none"/>
-                <w:sz w:val="18"/>
-                <w:szCs w:val="18"/>
-                <w:color w:val="000000"/>
-              </w:rPr>
-            </w:pPr>
-            <w:r>
-              <w:rPr>
-                <w:rFonts w:ascii="Arial" w:hAnsi="Arial" w:eastAsia="Arial" w:cs="Arial"/>
-                <w:i w:val="false"/>
-                <w:b w:val="false"/>
-                <w:u w:val="none"/>
-                <w:sz w:val="18"/>
-                <w:szCs w:val="18"/>
-                <w:color w:val="000000"/>
-              </w:rPr>
-              <w:t xml:space="preserve">-</w:t>
+                <w:sz w:val="16"/>
+                <w:szCs w:val="16"/>
+                <w:color w:val="000000"/>
+              </w:rPr>
+            </w:pPr>
+            <w:r>
+              <w:rPr>
+                <w:rFonts w:ascii="Arial" w:hAnsi="Arial" w:eastAsia="Arial" w:cs="Arial"/>
+                <w:i w:val="false"/>
+                <w:b w:val="false"/>
+                <w:u w:val="none"/>
+                <w:sz w:val="16"/>
+                <w:szCs w:val="16"/>
+                <w:color w:val="000000"/>
+              </w:rPr>
+              <w:t xml:space="preserve">-2.04</w:t>
             </w:r>
           </w:p>
         </w:tc>
       </w:tr>
       <w:tr>
         <w:trPr>
-          <w:trHeight w:val="418" w:hRule="auto"/>
+          <w:trHeight w:val="225" w:hRule="auto"/>
         </w:trPr>
         body3
         <w:tc>
@@ -1035,22 +1035,22 @@
                 <w:i w:val="false"/>
                 <w:b w:val="false"/>
                 <w:u w:val="none"/>
-                <w:sz w:val="18"/>
-                <w:szCs w:val="18"/>
-                <w:color w:val="000000"/>
-              </w:rPr>
-            </w:pPr>
-            <w:r>
-              <w:rPr>
-                <w:rFonts w:ascii="Arial" w:hAnsi="Arial" w:eastAsia="Arial" w:cs="Arial"/>
-                <w:i w:val="false"/>
-                <w:b w:val="false"/>
-                <w:u w:val="none"/>
-                <w:sz w:val="18"/>
-                <w:szCs w:val="18"/>
-                <w:color w:val="000000"/>
-              </w:rPr>
-              <w:t xml:space="preserve">90-day shock</w:t>
+                <w:sz w:val="16"/>
+                <w:szCs w:val="16"/>
+                <w:color w:val="000000"/>
+              </w:rPr>
+            </w:pPr>
+            <w:r>
+              <w:rPr>
+                <w:rFonts w:ascii="Arial" w:hAnsi="Arial" w:eastAsia="Arial" w:cs="Arial"/>
+                <w:i w:val="false"/>
+                <w:b w:val="false"/>
+                <w:u w:val="none"/>
+                <w:sz w:val="16"/>
+                <w:szCs w:val="16"/>
+                <w:color w:val="000000"/>
+              </w:rPr>
+              <w:t xml:space="preserve">Absolute conditions</w:t>
             </w:r>
           </w:p>
         </w:tc>
@@ -1087,19 +1087,19 @@
                 <w:i w:val="false"/>
                 <w:b w:val="false"/>
                 <w:u w:val="none"/>
-                <w:sz w:val="18"/>
-                <w:szCs w:val="18"/>
-                <w:color w:val="000000"/>
-              </w:rPr>
-            </w:pPr>
-            <w:r>
-              <w:rPr>
-                <w:rFonts w:ascii="Arial" w:hAnsi="Arial" w:eastAsia="Arial" w:cs="Arial"/>
-                <w:i w:val="false"/>
-                <w:b w:val="false"/>
-                <w:u w:val="none"/>
-                <w:sz w:val="18"/>
-                <w:szCs w:val="18"/>
+                <w:sz w:val="16"/>
+                <w:szCs w:val="16"/>
+                <w:color w:val="000000"/>
+              </w:rPr>
+            </w:pPr>
+            <w:r>
+              <w:rPr>
+                <w:rFonts w:ascii="Arial" w:hAnsi="Arial" w:eastAsia="Arial" w:cs="Arial"/>
+                <w:i w:val="false"/>
+                <w:b w:val="false"/>
+                <w:u w:val="none"/>
+                <w:sz w:val="16"/>
+                <w:szCs w:val="16"/>
                 <w:color w:val="000000"/>
               </w:rPr>
               <w:t xml:space="preserve">85</w:t>
@@ -1139,22 +1139,22 @@
                 <w:i w:val="false"/>
                 <w:b w:val="false"/>
                 <w:u w:val="none"/>
-                <w:sz w:val="18"/>
-                <w:szCs w:val="18"/>
-                <w:color w:val="000000"/>
-              </w:rPr>
-            </w:pPr>
-            <w:r>
-              <w:rPr>
-                <w:rFonts w:ascii="Arial" w:hAnsi="Arial" w:eastAsia="Arial" w:cs="Arial"/>
-                <w:i w:val="false"/>
-                <w:b w:val="false"/>
-                <w:u w:val="none"/>
-                <w:sz w:val="18"/>
-                <w:szCs w:val="18"/>
-                <w:color w:val="000000"/>
-              </w:rPr>
-              <w:t xml:space="preserve">-283.3</w:t>
+                <w:sz w:val="16"/>
+                <w:szCs w:val="16"/>
+                <w:color w:val="000000"/>
+              </w:rPr>
+            </w:pPr>
+            <w:r>
+              <w:rPr>
+                <w:rFonts w:ascii="Arial" w:hAnsi="Arial" w:eastAsia="Arial" w:cs="Arial"/>
+                <w:i w:val="false"/>
+                <w:b w:val="false"/>
+                <w:u w:val="none"/>
+                <w:sz w:val="16"/>
+                <w:szCs w:val="16"/>
+                <w:color w:val="000000"/>
+              </w:rPr>
+              <w:t xml:space="preserve">-266.6</w:t>
             </w:r>
           </w:p>
         </w:tc>
@@ -1191,22 +1191,22 @@
                 <w:i w:val="false"/>
                 <w:b w:val="false"/>
                 <w:u w:val="none"/>
-                <w:sz w:val="18"/>
-                <w:szCs w:val="18"/>
-                <w:color w:val="000000"/>
-              </w:rPr>
-            </w:pPr>
-            <w:r>
-              <w:rPr>
-                <w:rFonts w:ascii="Arial" w:hAnsi="Arial" w:eastAsia="Arial" w:cs="Arial"/>
-                <w:i w:val="false"/>
-                <w:b w:val="false"/>
-                <w:u w:val="none"/>
-                <w:sz w:val="18"/>
-                <w:szCs w:val="18"/>
-                <w:color w:val="000000"/>
-              </w:rPr>
-              <w:t xml:space="preserve">-13.0</w:t>
+                <w:sz w:val="16"/>
+                <w:szCs w:val="16"/>
+                <w:color w:val="000000"/>
+              </w:rPr>
+            </w:pPr>
+            <w:r>
+              <w:rPr>
+                <w:rFonts w:ascii="Arial" w:hAnsi="Arial" w:eastAsia="Arial" w:cs="Arial"/>
+                <w:i w:val="false"/>
+                <w:b w:val="false"/>
+                <w:u w:val="none"/>
+                <w:sz w:val="16"/>
+                <w:szCs w:val="16"/>
+                <w:color w:val="000000"/>
+              </w:rPr>
+              <w:t xml:space="preserve">+3.7</w:t>
             </w:r>
           </w:p>
         </w:tc>
@@ -1243,22 +1243,22 @@
                 <w:i w:val="false"/>
                 <w:b w:val="false"/>
                 <w:u w:val="none"/>
-                <w:sz w:val="18"/>
-                <w:szCs w:val="18"/>
-                <w:color w:val="000000"/>
-              </w:rPr>
-            </w:pPr>
-            <w:r>
-              <w:rPr>
-                <w:rFonts w:ascii="Arial" w:hAnsi="Arial" w:eastAsia="Arial" w:cs="Arial"/>
-                <w:i w:val="false"/>
-                <w:b w:val="false"/>
-                <w:u w:val="none"/>
-                <w:sz w:val="18"/>
-                <w:szCs w:val="18"/>
-                <w:color w:val="000000"/>
-              </w:rPr>
-              <w:t xml:space="preserve">-0.1965</w:t>
+                <w:sz w:val="16"/>
+                <w:szCs w:val="16"/>
+                <w:color w:val="000000"/>
+              </w:rPr>
+            </w:pPr>
+            <w:r>
+              <w:rPr>
+                <w:rFonts w:ascii="Arial" w:hAnsi="Arial" w:eastAsia="Arial" w:cs="Arial"/>
+                <w:i w:val="false"/>
+                <w:b w:val="false"/>
+                <w:u w:val="none"/>
+                <w:sz w:val="16"/>
+                <w:szCs w:val="16"/>
+                <w:color w:val="000000"/>
+              </w:rPr>
+              <w:t xml:space="preserve">reference</w:t>
             </w:r>
           </w:p>
         </w:tc>
@@ -1295,29 +1295,29 @@
                 <w:i w:val="false"/>
                 <w:b w:val="false"/>
                 <w:u w:val="none"/>
-                <w:sz w:val="18"/>
-                <w:szCs w:val="18"/>
-                <w:color w:val="000000"/>
-              </w:rPr>
-            </w:pPr>
-            <w:r>
-              <w:rPr>
-                <w:rFonts w:ascii="Arial" w:hAnsi="Arial" w:eastAsia="Arial" w:cs="Arial"/>
-                <w:i w:val="false"/>
-                <w:b w:val="false"/>
-                <w:u w:val="none"/>
-                <w:sz w:val="18"/>
-                <w:szCs w:val="18"/>
-                <w:color w:val="000000"/>
-              </w:rPr>
-              <w:t xml:space="preserve">-2.04</w:t>
+                <w:sz w:val="16"/>
+                <w:szCs w:val="16"/>
+                <w:color w:val="000000"/>
+              </w:rPr>
+            </w:pPr>
+            <w:r>
+              <w:rPr>
+                <w:rFonts w:ascii="Arial" w:hAnsi="Arial" w:eastAsia="Arial" w:cs="Arial"/>
+                <w:i w:val="false"/>
+                <w:b w:val="false"/>
+                <w:u w:val="none"/>
+                <w:sz w:val="16"/>
+                <w:szCs w:val="16"/>
+                <w:color w:val="000000"/>
+              </w:rPr>
+              <w:t xml:space="preserve">-</w:t>
             </w:r>
           </w:p>
         </w:tc>
       </w:tr>
       <w:tr>
         <w:trPr>
-          <w:trHeight w:val="420" w:hRule="auto"/>
+          <w:trHeight w:val="257" w:hRule="auto"/>
         </w:trPr>
         body4
         <w:tc>
@@ -1353,8 +1353,8 @@
                 <w:i w:val="false"/>
                 <w:b w:val="true"/>
                 <w:u w:val="none"/>
-                <w:sz w:val="18"/>
-                <w:szCs w:val="18"/>
+                <w:sz w:val="16"/>
+                <w:szCs w:val="16"/>
                 <w:color w:val="000000"/>
               </w:rPr>
             </w:pPr>
@@ -1364,11 +1364,11 @@
                 <w:i w:val="false"/>
                 <w:b w:val="true"/>
                 <w:u w:val="none"/>
-                <w:sz w:val="18"/>
-                <w:szCs w:val="18"/>
-                <w:color w:val="000000"/>
-              </w:rPr>
-              <w:t xml:space="preserve">Other flyway states</w:t>
+                <w:sz w:val="16"/>
+                <w:szCs w:val="16"/>
+                <w:color w:val="000000"/>
+              </w:rPr>
+              <w:t xml:space="preserve">Other northern Mississippi Flyway states</w:t>
             </w:r>
           </w:p>
         </w:tc>
@@ -1405,19 +1405,19 @@
                 <w:i w:val="false"/>
                 <w:b w:val="false"/>
                 <w:u w:val="none"/>
-                <w:sz w:val="18"/>
-                <w:szCs w:val="18"/>
-                <w:color w:val="000000"/>
-              </w:rPr>
-            </w:pPr>
-            <w:r>
-              <w:rPr>
-                <w:rFonts w:ascii="Arial" w:hAnsi="Arial" w:eastAsia="Arial" w:cs="Arial"/>
-                <w:i w:val="false"/>
-                <w:b w:val="false"/>
-                <w:u w:val="none"/>
-                <w:sz w:val="18"/>
-                <w:szCs w:val="18"/>
+                <w:sz w:val="16"/>
+                <w:szCs w:val="16"/>
+                <w:color w:val="000000"/>
+              </w:rPr>
+            </w:pPr>
+            <w:r>
+              <w:rPr>
+                <w:rFonts w:ascii="Arial" w:hAnsi="Arial" w:eastAsia="Arial" w:cs="Arial"/>
+                <w:i w:val="false"/>
+                <w:b w:val="false"/>
+                <w:u w:val="none"/>
+                <w:sz w:val="16"/>
+                <w:szCs w:val="16"/>
                 <w:color w:val="000000"/>
               </w:rPr>
               <w:t xml:space="preserve"/>
@@ -1457,19 +1457,19 @@
                 <w:i w:val="false"/>
                 <w:b w:val="false"/>
                 <w:u w:val="none"/>
-                <w:sz w:val="18"/>
-                <w:szCs w:val="18"/>
-                <w:color w:val="000000"/>
-              </w:rPr>
-            </w:pPr>
-            <w:r>
-              <w:rPr>
-                <w:rFonts w:ascii="Arial" w:hAnsi="Arial" w:eastAsia="Arial" w:cs="Arial"/>
-                <w:i w:val="false"/>
-                <w:b w:val="false"/>
-                <w:u w:val="none"/>
-                <w:sz w:val="18"/>
-                <w:szCs w:val="18"/>
+                <w:sz w:val="16"/>
+                <w:szCs w:val="16"/>
+                <w:color w:val="000000"/>
+              </w:rPr>
+            </w:pPr>
+            <w:r>
+              <w:rPr>
+                <w:rFonts w:ascii="Arial" w:hAnsi="Arial" w:eastAsia="Arial" w:cs="Arial"/>
+                <w:i w:val="false"/>
+                <w:b w:val="false"/>
+                <w:u w:val="none"/>
+                <w:sz w:val="16"/>
+                <w:szCs w:val="16"/>
                 <w:color w:val="000000"/>
               </w:rPr>
               <w:t xml:space="preserve"/>
@@ -1509,19 +1509,19 @@
                 <w:i w:val="false"/>
                 <w:b w:val="false"/>
                 <w:u w:val="none"/>
-                <w:sz w:val="18"/>
-                <w:szCs w:val="18"/>
-                <w:color w:val="000000"/>
-              </w:rPr>
-            </w:pPr>
-            <w:r>
-              <w:rPr>
-                <w:rFonts w:ascii="Arial" w:hAnsi="Arial" w:eastAsia="Arial" w:cs="Arial"/>
-                <w:i w:val="false"/>
-                <w:b w:val="false"/>
-                <w:u w:val="none"/>
-                <w:sz w:val="18"/>
-                <w:szCs w:val="18"/>
+                <w:sz w:val="16"/>
+                <w:szCs w:val="16"/>
+                <w:color w:val="000000"/>
+              </w:rPr>
+            </w:pPr>
+            <w:r>
+              <w:rPr>
+                <w:rFonts w:ascii="Arial" w:hAnsi="Arial" w:eastAsia="Arial" w:cs="Arial"/>
+                <w:i w:val="false"/>
+                <w:b w:val="false"/>
+                <w:u w:val="none"/>
+                <w:sz w:val="16"/>
+                <w:szCs w:val="16"/>
                 <w:color w:val="000000"/>
               </w:rPr>
               <w:t xml:space="preserve"/>
@@ -1561,19 +1561,19 @@
                 <w:i w:val="false"/>
                 <w:b w:val="false"/>
                 <w:u w:val="none"/>
-                <w:sz w:val="18"/>
-                <w:szCs w:val="18"/>
-                <w:color w:val="000000"/>
-              </w:rPr>
-            </w:pPr>
-            <w:r>
-              <w:rPr>
-                <w:rFonts w:ascii="Arial" w:hAnsi="Arial" w:eastAsia="Arial" w:cs="Arial"/>
-                <w:i w:val="false"/>
-                <w:b w:val="false"/>
-                <w:u w:val="none"/>
-                <w:sz w:val="18"/>
-                <w:szCs w:val="18"/>
+                <w:sz w:val="16"/>
+                <w:szCs w:val="16"/>
+                <w:color w:val="000000"/>
+              </w:rPr>
+            </w:pPr>
+            <w:r>
+              <w:rPr>
+                <w:rFonts w:ascii="Arial" w:hAnsi="Arial" w:eastAsia="Arial" w:cs="Arial"/>
+                <w:i w:val="false"/>
+                <w:b w:val="false"/>
+                <w:u w:val="none"/>
+                <w:sz w:val="16"/>
+                <w:szCs w:val="16"/>
                 <w:color w:val="000000"/>
               </w:rPr>
               <w:t xml:space="preserve"/>
@@ -1613,19 +1613,19 @@
                 <w:i w:val="false"/>
                 <w:b w:val="false"/>
                 <w:u w:val="none"/>
-                <w:sz w:val="18"/>
-                <w:szCs w:val="18"/>
-                <w:color w:val="000000"/>
-              </w:rPr>
-            </w:pPr>
-            <w:r>
-              <w:rPr>
-                <w:rFonts w:ascii="Arial" w:hAnsi="Arial" w:eastAsia="Arial" w:cs="Arial"/>
-                <w:i w:val="false"/>
-                <w:b w:val="false"/>
-                <w:u w:val="none"/>
-                <w:sz w:val="18"/>
-                <w:szCs w:val="18"/>
+                <w:sz w:val="16"/>
+                <w:szCs w:val="16"/>
+                <w:color w:val="000000"/>
+              </w:rPr>
+            </w:pPr>
+            <w:r>
+              <w:rPr>
+                <w:rFonts w:ascii="Arial" w:hAnsi="Arial" w:eastAsia="Arial" w:cs="Arial"/>
+                <w:i w:val="false"/>
+                <w:b w:val="false"/>
+                <w:u w:val="none"/>
+                <w:sz w:val="16"/>
+                <w:szCs w:val="16"/>
                 <w:color w:val="000000"/>
               </w:rPr>
               <w:t xml:space="preserve"/>
@@ -1635,7 +1635,7 @@
       </w:tr>
       <w:tr>
         <w:trPr>
-          <w:trHeight w:val="384" w:hRule="auto"/>
+          <w:trHeight w:val="255" w:hRule="auto"/>
         </w:trPr>
         body5
         <w:tc>
@@ -1671,22 +1671,22 @@
                 <w:i w:val="false"/>
                 <w:b w:val="false"/>
                 <w:u w:val="none"/>
-                <w:sz w:val="18"/>
-                <w:szCs w:val="18"/>
-                <w:color w:val="000000"/>
-              </w:rPr>
-            </w:pPr>
-            <w:r>
-              <w:rPr>
-                <w:rFonts w:ascii="Arial" w:hAnsi="Arial" w:eastAsia="Arial" w:cs="Arial"/>
-                <w:i w:val="false"/>
-                <w:b w:val="false"/>
-                <w:u w:val="none"/>
-                <w:sz w:val="18"/>
-                <w:szCs w:val="18"/>
-                <w:color w:val="000000"/>
-              </w:rPr>
-              <w:t xml:space="preserve">Absolute conditions</w:t>
+                <w:sz w:val="16"/>
+                <w:szCs w:val="16"/>
+                <w:color w:val="000000"/>
+              </w:rPr>
+            </w:pPr>
+            <w:r>
+              <w:rPr>
+                <w:rFonts w:ascii="Arial" w:hAnsi="Arial" w:eastAsia="Arial" w:cs="Arial"/>
+                <w:i w:val="false"/>
+                <w:b w:val="false"/>
+                <w:u w:val="none"/>
+                <w:sz w:val="16"/>
+                <w:szCs w:val="16"/>
+                <w:color w:val="000000"/>
+              </w:rPr>
+              <w:t xml:space="preserve">90-day shock</w:t>
             </w:r>
           </w:p>
         </w:tc>
@@ -1723,19 +1723,19 @@
                 <w:i w:val="false"/>
                 <w:b w:val="false"/>
                 <w:u w:val="none"/>
-                <w:sz w:val="18"/>
-                <w:szCs w:val="18"/>
-                <w:color w:val="000000"/>
-              </w:rPr>
-            </w:pPr>
-            <w:r>
-              <w:rPr>
-                <w:rFonts w:ascii="Arial" w:hAnsi="Arial" w:eastAsia="Arial" w:cs="Arial"/>
-                <w:i w:val="false"/>
-                <w:b w:val="false"/>
-                <w:u w:val="none"/>
-                <w:sz w:val="18"/>
-                <w:szCs w:val="18"/>
+                <w:sz w:val="16"/>
+                <w:szCs w:val="16"/>
+                <w:color w:val="000000"/>
+              </w:rPr>
+            </w:pPr>
+            <w:r>
+              <w:rPr>
+                <w:rFonts w:ascii="Arial" w:hAnsi="Arial" w:eastAsia="Arial" w:cs="Arial"/>
+                <w:i w:val="false"/>
+                <w:b w:val="false"/>
+                <w:u w:val="none"/>
+                <w:sz w:val="16"/>
+                <w:szCs w:val="16"/>
                 <w:color w:val="000000"/>
               </w:rPr>
               <w:t xml:space="preserve">90</w:t>
@@ -1775,22 +1775,22 @@
                 <w:i w:val="false"/>
                 <w:b w:val="false"/>
                 <w:u w:val="none"/>
-                <w:sz w:val="18"/>
-                <w:szCs w:val="18"/>
-                <w:color w:val="000000"/>
-              </w:rPr>
-            </w:pPr>
-            <w:r>
-              <w:rPr>
-                <w:rFonts w:ascii="Arial" w:hAnsi="Arial" w:eastAsia="Arial" w:cs="Arial"/>
-                <w:i w:val="false"/>
-                <w:b w:val="false"/>
-                <w:u w:val="none"/>
-                <w:sz w:val="18"/>
-                <w:szCs w:val="18"/>
-                <w:color w:val="000000"/>
-              </w:rPr>
-              <w:t xml:space="preserve">-304.0</w:t>
+                <w:sz w:val="16"/>
+                <w:szCs w:val="16"/>
+                <w:color w:val="000000"/>
+              </w:rPr>
+            </w:pPr>
+            <w:r>
+              <w:rPr>
+                <w:rFonts w:ascii="Arial" w:hAnsi="Arial" w:eastAsia="Arial" w:cs="Arial"/>
+                <w:i w:val="false"/>
+                <w:b w:val="false"/>
+                <w:u w:val="none"/>
+                <w:sz w:val="16"/>
+                <w:szCs w:val="16"/>
+                <w:color w:val="000000"/>
+              </w:rPr>
+              <w:t xml:space="preserve">-306.7</w:t>
             </w:r>
           </w:p>
         </w:tc>
@@ -1827,22 +1827,22 @@
                 <w:i w:val="false"/>
                 <w:b w:val="false"/>
                 <w:u w:val="none"/>
-                <w:sz w:val="18"/>
-                <w:szCs w:val="18"/>
-                <w:color w:val="000000"/>
-              </w:rPr>
-            </w:pPr>
-            <w:r>
-              <w:rPr>
-                <w:rFonts w:ascii="Arial" w:hAnsi="Arial" w:eastAsia="Arial" w:cs="Arial"/>
-                <w:i w:val="false"/>
-                <w:b w:val="false"/>
-                <w:u w:val="none"/>
-                <w:sz w:val="18"/>
-                <w:szCs w:val="18"/>
-                <w:color w:val="000000"/>
-              </w:rPr>
-              <w:t xml:space="preserve">-15.6</w:t>
+                <w:sz w:val="16"/>
+                <w:szCs w:val="16"/>
+                <w:color w:val="000000"/>
+              </w:rPr>
+            </w:pPr>
+            <w:r>
+              <w:rPr>
+                <w:rFonts w:ascii="Arial" w:hAnsi="Arial" w:eastAsia="Arial" w:cs="Arial"/>
+                <w:i w:val="false"/>
+                <w:b w:val="false"/>
+                <w:u w:val="none"/>
+                <w:sz w:val="16"/>
+                <w:szCs w:val="16"/>
+                <w:color w:val="000000"/>
+              </w:rPr>
+              <w:t xml:space="preserve">-18.3</w:t>
             </w:r>
           </w:p>
         </w:tc>
@@ -1879,22 +1879,22 @@
                 <w:i w:val="false"/>
                 <w:b w:val="false"/>
                 <w:u w:val="none"/>
-                <w:sz w:val="18"/>
-                <w:szCs w:val="18"/>
-                <w:color w:val="000000"/>
-              </w:rPr>
-            </w:pPr>
-            <w:r>
-              <w:rPr>
-                <w:rFonts w:ascii="Arial" w:hAnsi="Arial" w:eastAsia="Arial" w:cs="Arial"/>
-                <w:i w:val="false"/>
-                <w:b w:val="false"/>
-                <w:u w:val="none"/>
-                <w:sz w:val="18"/>
-                <w:szCs w:val="18"/>
-                <w:color w:val="000000"/>
-              </w:rPr>
-              <w:t xml:space="preserve">reference</w:t>
+                <w:sz w:val="16"/>
+                <w:szCs w:val="16"/>
+                <w:color w:val="000000"/>
+              </w:rPr>
+            </w:pPr>
+            <w:r>
+              <w:rPr>
+                <w:rFonts w:ascii="Arial" w:hAnsi="Arial" w:eastAsia="Arial" w:cs="Arial"/>
+                <w:i w:val="false"/>
+                <w:b w:val="false"/>
+                <w:u w:val="none"/>
+                <w:sz w:val="16"/>
+                <w:szCs w:val="16"/>
+                <w:color w:val="000000"/>
+              </w:rPr>
+              <w:t xml:space="preserve">-0.0304</w:t>
             </w:r>
           </w:p>
         </w:tc>
@@ -1931,29 +1931,29 @@
                 <w:i w:val="false"/>
                 <w:b w:val="false"/>
                 <w:u w:val="none"/>
-                <w:sz w:val="18"/>
-                <w:szCs w:val="18"/>
-                <w:color w:val="000000"/>
-              </w:rPr>
-            </w:pPr>
-            <w:r>
-              <w:rPr>
-                <w:rFonts w:ascii="Arial" w:hAnsi="Arial" w:eastAsia="Arial" w:cs="Arial"/>
-                <w:i w:val="false"/>
-                <w:b w:val="false"/>
-                <w:u w:val="none"/>
-                <w:sz w:val="18"/>
-                <w:szCs w:val="18"/>
-                <w:color w:val="000000"/>
-              </w:rPr>
-              <w:t xml:space="preserve">-</w:t>
+                <w:sz w:val="16"/>
+                <w:szCs w:val="16"/>
+                <w:color w:val="000000"/>
+              </w:rPr>
+            </w:pPr>
+            <w:r>
+              <w:rPr>
+                <w:rFonts w:ascii="Arial" w:hAnsi="Arial" w:eastAsia="Arial" w:cs="Arial"/>
+                <w:i w:val="false"/>
+                <w:b w:val="false"/>
+                <w:u w:val="none"/>
+                <w:sz w:val="16"/>
+                <w:szCs w:val="16"/>
+                <w:color w:val="000000"/>
+              </w:rPr>
+              <w:t xml:space="preserve">-0.23</w:t>
             </w:r>
           </w:p>
         </w:tc>
       </w:tr>
       <w:tr>
         <w:trPr>
-          <w:trHeight w:val="418" w:hRule="auto"/>
+          <w:trHeight w:val="225" w:hRule="auto"/>
         </w:trPr>
         body6
         <w:tc>
@@ -1989,22 +1989,22 @@
                 <w:i w:val="false"/>
                 <w:b w:val="false"/>
                 <w:u w:val="none"/>
-                <w:sz w:val="18"/>
-                <w:szCs w:val="18"/>
-                <w:color w:val="000000"/>
-              </w:rPr>
-            </w:pPr>
-            <w:r>
-              <w:rPr>
-                <w:rFonts w:ascii="Arial" w:hAnsi="Arial" w:eastAsia="Arial" w:cs="Arial"/>
-                <w:i w:val="false"/>
-                <w:b w:val="false"/>
-                <w:u w:val="none"/>
-                <w:sz w:val="18"/>
-                <w:szCs w:val="18"/>
-                <w:color w:val="000000"/>
-              </w:rPr>
-              <w:t xml:space="preserve">90-day shock</w:t>
+                <w:sz w:val="16"/>
+                <w:szCs w:val="16"/>
+                <w:color w:val="000000"/>
+              </w:rPr>
+            </w:pPr>
+            <w:r>
+              <w:rPr>
+                <w:rFonts w:ascii="Arial" w:hAnsi="Arial" w:eastAsia="Arial" w:cs="Arial"/>
+                <w:i w:val="false"/>
+                <w:b w:val="false"/>
+                <w:u w:val="none"/>
+                <w:sz w:val="16"/>
+                <w:szCs w:val="16"/>
+                <w:color w:val="000000"/>
+              </w:rPr>
+              <w:t xml:space="preserve">Absolute conditions</w:t>
             </w:r>
           </w:p>
         </w:tc>
@@ -2041,19 +2041,19 @@
                 <w:i w:val="false"/>
                 <w:b w:val="false"/>
                 <w:u w:val="none"/>
-                <w:sz w:val="18"/>
-                <w:szCs w:val="18"/>
-                <w:color w:val="000000"/>
-              </w:rPr>
-            </w:pPr>
-            <w:r>
-              <w:rPr>
-                <w:rFonts w:ascii="Arial" w:hAnsi="Arial" w:eastAsia="Arial" w:cs="Arial"/>
-                <w:i w:val="false"/>
-                <w:b w:val="false"/>
-                <w:u w:val="none"/>
-                <w:sz w:val="18"/>
-                <w:szCs w:val="18"/>
+                <w:sz w:val="16"/>
+                <w:szCs w:val="16"/>
+                <w:color w:val="000000"/>
+              </w:rPr>
+            </w:pPr>
+            <w:r>
+              <w:rPr>
+                <w:rFonts w:ascii="Arial" w:hAnsi="Arial" w:eastAsia="Arial" w:cs="Arial"/>
+                <w:i w:val="false"/>
+                <w:b w:val="false"/>
+                <w:u w:val="none"/>
+                <w:sz w:val="16"/>
+                <w:szCs w:val="16"/>
                 <w:color w:val="000000"/>
               </w:rPr>
               <w:t xml:space="preserve">90</w:t>
@@ -2093,22 +2093,22 @@
                 <w:i w:val="false"/>
                 <w:b w:val="false"/>
                 <w:u w:val="none"/>
-                <w:sz w:val="18"/>
-                <w:szCs w:val="18"/>
-                <w:color w:val="000000"/>
-              </w:rPr>
-            </w:pPr>
-            <w:r>
-              <w:rPr>
-                <w:rFonts w:ascii="Arial" w:hAnsi="Arial" w:eastAsia="Arial" w:cs="Arial"/>
-                <w:i w:val="false"/>
-                <w:b w:val="false"/>
-                <w:u w:val="none"/>
-                <w:sz w:val="18"/>
-                <w:szCs w:val="18"/>
-                <w:color w:val="000000"/>
-              </w:rPr>
-              <w:t xml:space="preserve">-306.7</w:t>
+                <w:sz w:val="16"/>
+                <w:szCs w:val="16"/>
+                <w:color w:val="000000"/>
+              </w:rPr>
+            </w:pPr>
+            <w:r>
+              <w:rPr>
+                <w:rFonts w:ascii="Arial" w:hAnsi="Arial" w:eastAsia="Arial" w:cs="Arial"/>
+                <w:i w:val="false"/>
+                <w:b w:val="false"/>
+                <w:u w:val="none"/>
+                <w:sz w:val="16"/>
+                <w:szCs w:val="16"/>
+                <w:color w:val="000000"/>
+              </w:rPr>
+              <w:t xml:space="preserve">-304.0</w:t>
             </w:r>
           </w:p>
         </w:tc>
@@ -2145,22 +2145,22 @@
                 <w:i w:val="false"/>
                 <w:b w:val="false"/>
                 <w:u w:val="none"/>
-                <w:sz w:val="18"/>
-                <w:szCs w:val="18"/>
-                <w:color w:val="000000"/>
-              </w:rPr>
-            </w:pPr>
-            <w:r>
-              <w:rPr>
-                <w:rFonts w:ascii="Arial" w:hAnsi="Arial" w:eastAsia="Arial" w:cs="Arial"/>
-                <w:i w:val="false"/>
-                <w:b w:val="false"/>
-                <w:u w:val="none"/>
-                <w:sz w:val="18"/>
-                <w:szCs w:val="18"/>
-                <w:color w:val="000000"/>
-              </w:rPr>
-              <w:t xml:space="preserve">-18.3</w:t>
+                <w:sz w:val="16"/>
+                <w:szCs w:val="16"/>
+                <w:color w:val="000000"/>
+              </w:rPr>
+            </w:pPr>
+            <w:r>
+              <w:rPr>
+                <w:rFonts w:ascii="Arial" w:hAnsi="Arial" w:eastAsia="Arial" w:cs="Arial"/>
+                <w:i w:val="false"/>
+                <w:b w:val="false"/>
+                <w:u w:val="none"/>
+                <w:sz w:val="16"/>
+                <w:szCs w:val="16"/>
+                <w:color w:val="000000"/>
+              </w:rPr>
+              <w:t xml:space="preserve">-15.6</w:t>
             </w:r>
           </w:p>
         </w:tc>
@@ -2197,22 +2197,22 @@
                 <w:i w:val="false"/>
                 <w:b w:val="false"/>
                 <w:u w:val="none"/>
-                <w:sz w:val="18"/>
-                <w:szCs w:val="18"/>
-                <w:color w:val="000000"/>
-              </w:rPr>
-            </w:pPr>
-            <w:r>
-              <w:rPr>
-                <w:rFonts w:ascii="Arial" w:hAnsi="Arial" w:eastAsia="Arial" w:cs="Arial"/>
-                <w:i w:val="false"/>
-                <w:b w:val="false"/>
-                <w:u w:val="none"/>
-                <w:sz w:val="18"/>
-                <w:szCs w:val="18"/>
-                <w:color w:val="000000"/>
-              </w:rPr>
-              <w:t xml:space="preserve">-0.0304</w:t>
+                <w:sz w:val="16"/>
+                <w:szCs w:val="16"/>
+                <w:color w:val="000000"/>
+              </w:rPr>
+            </w:pPr>
+            <w:r>
+              <w:rPr>
+                <w:rFonts w:ascii="Arial" w:hAnsi="Arial" w:eastAsia="Arial" w:cs="Arial"/>
+                <w:i w:val="false"/>
+                <w:b w:val="false"/>
+                <w:u w:val="none"/>
+                <w:sz w:val="16"/>
+                <w:szCs w:val="16"/>
+                <w:color w:val="000000"/>
+              </w:rPr>
+              <w:t xml:space="preserve">reference</w:t>
             </w:r>
           </w:p>
         </w:tc>
@@ -2249,29 +2249,29 @@
                 <w:i w:val="false"/>
                 <w:b w:val="false"/>
                 <w:u w:val="none"/>
-                <w:sz w:val="18"/>
-                <w:szCs w:val="18"/>
-                <w:color w:val="000000"/>
-              </w:rPr>
-            </w:pPr>
-            <w:r>
-              <w:rPr>
-                <w:rFonts w:ascii="Arial" w:hAnsi="Arial" w:eastAsia="Arial" w:cs="Arial"/>
-                <w:i w:val="false"/>
-                <w:b w:val="false"/>
-                <w:u w:val="none"/>
-                <w:sz w:val="18"/>
-                <w:szCs w:val="18"/>
-                <w:color w:val="000000"/>
-              </w:rPr>
-              <w:t xml:space="preserve">-0.23</w:t>
+                <w:sz w:val="16"/>
+                <w:szCs w:val="16"/>
+                <w:color w:val="000000"/>
+              </w:rPr>
+            </w:pPr>
+            <w:r>
+              <w:rPr>
+                <w:rFonts w:ascii="Arial" w:hAnsi="Arial" w:eastAsia="Arial" w:cs="Arial"/>
+                <w:i w:val="false"/>
+                <w:b w:val="false"/>
+                <w:u w:val="none"/>
+                <w:sz w:val="16"/>
+                <w:szCs w:val="16"/>
+                <w:color w:val="000000"/>
+              </w:rPr>
+              <w:t xml:space="preserve">-</w:t>
             </w:r>
           </w:p>
         </w:tc>
       </w:tr>
       <w:tr>
         <w:trPr>
-          <w:trHeight w:val="382" w:hRule="auto"/>
+          <w:trHeight w:val="255" w:hRule="auto"/>
         </w:trPr>
         body7
         <w:tc>
@@ -2307,8 +2307,8 @@
                 <w:i w:val="false"/>
                 <w:b w:val="true"/>
                 <w:u w:val="none"/>
-                <w:sz w:val="18"/>
-                <w:szCs w:val="18"/>
+                <w:sz w:val="16"/>
+                <w:szCs w:val="16"/>
                 <w:color w:val="000000"/>
               </w:rPr>
             </w:pPr>
@@ -2318,11 +2318,11 @@
                 <w:i w:val="false"/>
                 <w:b w:val="true"/>
                 <w:u w:val="none"/>
-                <w:sz w:val="18"/>
-                <w:szCs w:val="18"/>
-                <w:color w:val="000000"/>
-              </w:rPr>
-              <w:t xml:space="preserve">Pooled</w:t>
+                <w:sz w:val="16"/>
+                <w:szCs w:val="16"/>
+                <w:color w:val="000000"/>
+              </w:rPr>
+              <w:t xml:space="preserve">All northern Mississippi Flyway states</w:t>
             </w:r>
           </w:p>
         </w:tc>
@@ -2359,19 +2359,19 @@
                 <w:i w:val="false"/>
                 <w:b w:val="false"/>
                 <w:u w:val="none"/>
-                <w:sz w:val="18"/>
-                <w:szCs w:val="18"/>
-                <w:color w:val="000000"/>
-              </w:rPr>
-            </w:pPr>
-            <w:r>
-              <w:rPr>
-                <w:rFonts w:ascii="Arial" w:hAnsi="Arial" w:eastAsia="Arial" w:cs="Arial"/>
-                <w:i w:val="false"/>
-                <w:b w:val="false"/>
-                <w:u w:val="none"/>
-                <w:sz w:val="18"/>
-                <w:szCs w:val="18"/>
+                <w:sz w:val="16"/>
+                <w:szCs w:val="16"/>
+                <w:color w:val="000000"/>
+              </w:rPr>
+            </w:pPr>
+            <w:r>
+              <w:rPr>
+                <w:rFonts w:ascii="Arial" w:hAnsi="Arial" w:eastAsia="Arial" w:cs="Arial"/>
+                <w:i w:val="false"/>
+                <w:b w:val="false"/>
+                <w:u w:val="none"/>
+                <w:sz w:val="16"/>
+                <w:szCs w:val="16"/>
                 <w:color w:val="000000"/>
               </w:rPr>
               <w:t xml:space="preserve"/>
@@ -2411,19 +2411,19 @@
                 <w:i w:val="false"/>
                 <w:b w:val="false"/>
                 <w:u w:val="none"/>
-                <w:sz w:val="18"/>
-                <w:szCs w:val="18"/>
-                <w:color w:val="000000"/>
-              </w:rPr>
-            </w:pPr>
-            <w:r>
-              <w:rPr>
-                <w:rFonts w:ascii="Arial" w:hAnsi="Arial" w:eastAsia="Arial" w:cs="Arial"/>
-                <w:i w:val="false"/>
-                <w:b w:val="false"/>
-                <w:u w:val="none"/>
-                <w:sz w:val="18"/>
-                <w:szCs w:val="18"/>
+                <w:sz w:val="16"/>
+                <w:szCs w:val="16"/>
+                <w:color w:val="000000"/>
+              </w:rPr>
+            </w:pPr>
+            <w:r>
+              <w:rPr>
+                <w:rFonts w:ascii="Arial" w:hAnsi="Arial" w:eastAsia="Arial" w:cs="Arial"/>
+                <w:i w:val="false"/>
+                <w:b w:val="false"/>
+                <w:u w:val="none"/>
+                <w:sz w:val="16"/>
+                <w:szCs w:val="16"/>
                 <w:color w:val="000000"/>
               </w:rPr>
               <w:t xml:space="preserve"/>
@@ -2463,19 +2463,19 @@
                 <w:i w:val="false"/>
                 <w:b w:val="false"/>
                 <w:u w:val="none"/>
-                <w:sz w:val="18"/>
-                <w:szCs w:val="18"/>
-                <w:color w:val="000000"/>
-              </w:rPr>
-            </w:pPr>
-            <w:r>
-              <w:rPr>
-                <w:rFonts w:ascii="Arial" w:hAnsi="Arial" w:eastAsia="Arial" w:cs="Arial"/>
-                <w:i w:val="false"/>
-                <w:b w:val="false"/>
-                <w:u w:val="none"/>
-                <w:sz w:val="18"/>
-                <w:szCs w:val="18"/>
+                <w:sz w:val="16"/>
+                <w:szCs w:val="16"/>
+                <w:color w:val="000000"/>
+              </w:rPr>
+            </w:pPr>
+            <w:r>
+              <w:rPr>
+                <w:rFonts w:ascii="Arial" w:hAnsi="Arial" w:eastAsia="Arial" w:cs="Arial"/>
+                <w:i w:val="false"/>
+                <w:b w:val="false"/>
+                <w:u w:val="none"/>
+                <w:sz w:val="16"/>
+                <w:szCs w:val="16"/>
                 <w:color w:val="000000"/>
               </w:rPr>
               <w:t xml:space="preserve"/>
@@ -2515,19 +2515,19 @@
                 <w:i w:val="false"/>
                 <w:b w:val="false"/>
                 <w:u w:val="none"/>
-                <w:sz w:val="18"/>
-                <w:szCs w:val="18"/>
-                <w:color w:val="000000"/>
-              </w:rPr>
-            </w:pPr>
-            <w:r>
-              <w:rPr>
-                <w:rFonts w:ascii="Arial" w:hAnsi="Arial" w:eastAsia="Arial" w:cs="Arial"/>
-                <w:i w:val="false"/>
-                <w:b w:val="false"/>
-                <w:u w:val="none"/>
-                <w:sz w:val="18"/>
-                <w:szCs w:val="18"/>
+                <w:sz w:val="16"/>
+                <w:szCs w:val="16"/>
+                <w:color w:val="000000"/>
+              </w:rPr>
+            </w:pPr>
+            <w:r>
+              <w:rPr>
+                <w:rFonts w:ascii="Arial" w:hAnsi="Arial" w:eastAsia="Arial" w:cs="Arial"/>
+                <w:i w:val="false"/>
+                <w:b w:val="false"/>
+                <w:u w:val="none"/>
+                <w:sz w:val="16"/>
+                <w:szCs w:val="16"/>
                 <w:color w:val="000000"/>
               </w:rPr>
               <w:t xml:space="preserve"/>
@@ -2567,19 +2567,19 @@
                 <w:i w:val="false"/>
                 <w:b w:val="false"/>
                 <w:u w:val="none"/>
-                <w:sz w:val="18"/>
-                <w:szCs w:val="18"/>
-                <w:color w:val="000000"/>
-              </w:rPr>
-            </w:pPr>
-            <w:r>
-              <w:rPr>
-                <w:rFonts w:ascii="Arial" w:hAnsi="Arial" w:eastAsia="Arial" w:cs="Arial"/>
-                <w:i w:val="false"/>
-                <w:b w:val="false"/>
-                <w:u w:val="none"/>
-                <w:sz w:val="18"/>
-                <w:szCs w:val="18"/>
+                <w:sz w:val="16"/>
+                <w:szCs w:val="16"/>
+                <w:color w:val="000000"/>
+              </w:rPr>
+            </w:pPr>
+            <w:r>
+              <w:rPr>
+                <w:rFonts w:ascii="Arial" w:hAnsi="Arial" w:eastAsia="Arial" w:cs="Arial"/>
+                <w:i w:val="false"/>
+                <w:b w:val="false"/>
+                <w:u w:val="none"/>
+                <w:sz w:val="16"/>
+                <w:szCs w:val="16"/>
                 <w:color w:val="000000"/>
               </w:rPr>
               <w:t xml:space="preserve"/>
@@ -2589,7 +2589,7 @@
       </w:tr>
       <w:tr>
         <w:trPr>
-          <w:trHeight w:val="384" w:hRule="auto"/>
+          <w:trHeight w:val="255" w:hRule="auto"/>
         </w:trPr>
         body8
         <w:tc>
@@ -2625,22 +2625,22 @@
                 <w:i w:val="false"/>
                 <w:b w:val="false"/>
                 <w:u w:val="none"/>
-                <w:sz w:val="18"/>
-                <w:szCs w:val="18"/>
-                <w:color w:val="000000"/>
-              </w:rPr>
-            </w:pPr>
-            <w:r>
-              <w:rPr>
-                <w:rFonts w:ascii="Arial" w:hAnsi="Arial" w:eastAsia="Arial" w:cs="Arial"/>
-                <w:i w:val="false"/>
-                <w:b w:val="false"/>
-                <w:u w:val="none"/>
-                <w:sz w:val="18"/>
-                <w:szCs w:val="18"/>
-                <w:color w:val="000000"/>
-              </w:rPr>
-              <w:t xml:space="preserve">Absolute conditions</w:t>
+                <w:sz w:val="16"/>
+                <w:szCs w:val="16"/>
+                <w:color w:val="000000"/>
+              </w:rPr>
+            </w:pPr>
+            <w:r>
+              <w:rPr>
+                <w:rFonts w:ascii="Arial" w:hAnsi="Arial" w:eastAsia="Arial" w:cs="Arial"/>
+                <w:i w:val="false"/>
+                <w:b w:val="false"/>
+                <w:u w:val="none"/>
+                <w:sz w:val="16"/>
+                <w:szCs w:val="16"/>
+                <w:color w:val="000000"/>
+              </w:rPr>
+              <w:t xml:space="preserve">90-day shock</w:t>
             </w:r>
           </w:p>
         </w:tc>
@@ -2677,19 +2677,19 @@
                 <w:i w:val="false"/>
                 <w:b w:val="false"/>
                 <w:u w:val="none"/>
-                <w:sz w:val="18"/>
-                <w:szCs w:val="18"/>
-                <w:color w:val="000000"/>
-              </w:rPr>
-            </w:pPr>
-            <w:r>
-              <w:rPr>
-                <w:rFonts w:ascii="Arial" w:hAnsi="Arial" w:eastAsia="Arial" w:cs="Arial"/>
-                <w:i w:val="false"/>
-                <w:b w:val="false"/>
-                <w:u w:val="none"/>
-                <w:sz w:val="18"/>
-                <w:szCs w:val="18"/>
+                <w:sz w:val="16"/>
+                <w:szCs w:val="16"/>
+                <w:color w:val="000000"/>
+              </w:rPr>
+            </w:pPr>
+            <w:r>
+              <w:rPr>
+                <w:rFonts w:ascii="Arial" w:hAnsi="Arial" w:eastAsia="Arial" w:cs="Arial"/>
+                <w:i w:val="false"/>
+                <w:b w:val="false"/>
+                <w:u w:val="none"/>
+                <w:sz w:val="16"/>
+                <w:szCs w:val="16"/>
                 <w:color w:val="000000"/>
               </w:rPr>
               <w:t xml:space="preserve">175</w:t>
@@ -2729,22 +2729,22 @@
                 <w:i w:val="false"/>
                 <w:b w:val="false"/>
                 <w:u w:val="none"/>
-                <w:sz w:val="18"/>
-                <w:szCs w:val="18"/>
-                <w:color w:val="000000"/>
-              </w:rPr>
-            </w:pPr>
-            <w:r>
-              <w:rPr>
-                <w:rFonts w:ascii="Arial" w:hAnsi="Arial" w:eastAsia="Arial" w:cs="Arial"/>
-                <w:i w:val="false"/>
-                <w:b w:val="false"/>
-                <w:u w:val="none"/>
-                <w:sz w:val="18"/>
-                <w:szCs w:val="18"/>
-                <w:color w:val="000000"/>
-              </w:rPr>
-              <w:t xml:space="preserve">-581.0</w:t>
+                <w:sz w:val="16"/>
+                <w:szCs w:val="16"/>
+                <w:color w:val="000000"/>
+              </w:rPr>
+            </w:pPr>
+            <w:r>
+              <w:rPr>
+                <w:rFonts w:ascii="Arial" w:hAnsi="Arial" w:eastAsia="Arial" w:cs="Arial"/>
+                <w:i w:val="false"/>
+                <w:b w:val="false"/>
+                <w:u w:val="none"/>
+                <w:sz w:val="16"/>
+                <w:szCs w:val="16"/>
+                <w:color w:val="000000"/>
+              </w:rPr>
+              <w:t xml:space="preserve">-585.7</w:t>
             </w:r>
           </w:p>
         </w:tc>
@@ -2781,22 +2781,22 @@
                 <w:i w:val="false"/>
                 <w:b w:val="false"/>
                 <w:u w:val="none"/>
-                <w:sz w:val="18"/>
-                <w:szCs w:val="18"/>
-                <w:color w:val="000000"/>
-              </w:rPr>
-            </w:pPr>
-            <w:r>
-              <w:rPr>
-                <w:rFonts w:ascii="Arial" w:hAnsi="Arial" w:eastAsia="Arial" w:cs="Arial"/>
-                <w:i w:val="false"/>
-                <w:b w:val="false"/>
-                <w:u w:val="none"/>
-                <w:sz w:val="18"/>
-                <w:szCs w:val="18"/>
-                <w:color w:val="000000"/>
-              </w:rPr>
-              <w:t xml:space="preserve">-22.3</w:t>
+                <w:sz w:val="16"/>
+                <w:szCs w:val="16"/>
+                <w:color w:val="000000"/>
+              </w:rPr>
+            </w:pPr>
+            <w:r>
+              <w:rPr>
+                <w:rFonts w:ascii="Arial" w:hAnsi="Arial" w:eastAsia="Arial" w:cs="Arial"/>
+                <w:i w:val="false"/>
+                <w:b w:val="false"/>
+                <w:u w:val="none"/>
+                <w:sz w:val="16"/>
+                <w:szCs w:val="16"/>
+                <w:color w:val="000000"/>
+              </w:rPr>
+              <w:t xml:space="preserve">-27.1</w:t>
             </w:r>
           </w:p>
         </w:tc>
@@ -2833,22 +2833,22 @@
                 <w:i w:val="false"/>
                 <w:b w:val="false"/>
                 <w:u w:val="none"/>
-                <w:sz w:val="18"/>
-                <w:szCs w:val="18"/>
-                <w:color w:val="000000"/>
-              </w:rPr>
-            </w:pPr>
-            <w:r>
-              <w:rPr>
-                <w:rFonts w:ascii="Arial" w:hAnsi="Arial" w:eastAsia="Arial" w:cs="Arial"/>
-                <w:i w:val="false"/>
-                <w:b w:val="false"/>
-                <w:u w:val="none"/>
-                <w:sz w:val="18"/>
-                <w:szCs w:val="18"/>
-                <w:color w:val="000000"/>
-              </w:rPr>
-              <w:t xml:space="preserve">reference</w:t>
+                <w:sz w:val="16"/>
+                <w:szCs w:val="16"/>
+                <w:color w:val="000000"/>
+              </w:rPr>
+            </w:pPr>
+            <w:r>
+              <w:rPr>
+                <w:rFonts w:ascii="Arial" w:hAnsi="Arial" w:eastAsia="Arial" w:cs="Arial"/>
+                <w:i w:val="false"/>
+                <w:b w:val="false"/>
+                <w:u w:val="none"/>
+                <w:sz w:val="16"/>
+                <w:szCs w:val="16"/>
+                <w:color w:val="000000"/>
+              </w:rPr>
+              <w:t xml:space="preserve">-0.0272</w:t>
             </w:r>
           </w:p>
         </w:tc>
@@ -2885,29 +2885,29 @@
                 <w:i w:val="false"/>
                 <w:b w:val="false"/>
                 <w:u w:val="none"/>
-                <w:sz w:val="18"/>
-                <w:szCs w:val="18"/>
-                <w:color w:val="000000"/>
-              </w:rPr>
-            </w:pPr>
-            <w:r>
-              <w:rPr>
-                <w:rFonts w:ascii="Arial" w:hAnsi="Arial" w:eastAsia="Arial" w:cs="Arial"/>
-                <w:i w:val="false"/>
-                <w:b w:val="false"/>
-                <w:u w:val="none"/>
-                <w:sz w:val="18"/>
-                <w:szCs w:val="18"/>
-                <w:color w:val="000000"/>
-              </w:rPr>
-              <w:t xml:space="preserve">-</w:t>
+                <w:sz w:val="16"/>
+                <w:szCs w:val="16"/>
+                <w:color w:val="000000"/>
+              </w:rPr>
+            </w:pPr>
+            <w:r>
+              <w:rPr>
+                <w:rFonts w:ascii="Arial" w:hAnsi="Arial" w:eastAsia="Arial" w:cs="Arial"/>
+                <w:i w:val="false"/>
+                <w:b w:val="false"/>
+                <w:u w:val="none"/>
+                <w:sz w:val="16"/>
+                <w:szCs w:val="16"/>
+                <w:color w:val="000000"/>
+              </w:rPr>
+              <w:t xml:space="preserve">-0.29</w:t>
             </w:r>
           </w:p>
         </w:tc>
       </w:tr>
       <w:tr>
         <w:trPr>
-          <w:trHeight w:val="418" w:hRule="auto"/>
+          <w:trHeight w:val="225" w:hRule="auto"/>
         </w:trPr>
         body9
         <w:tc>
@@ -2943,22 +2943,22 @@
                 <w:i w:val="false"/>
                 <w:b w:val="false"/>
                 <w:u w:val="none"/>
-                <w:sz w:val="18"/>
-                <w:szCs w:val="18"/>
-                <w:color w:val="000000"/>
-              </w:rPr>
-            </w:pPr>
-            <w:r>
-              <w:rPr>
-                <w:rFonts w:ascii="Arial" w:hAnsi="Arial" w:eastAsia="Arial" w:cs="Arial"/>
-                <w:i w:val="false"/>
-                <w:b w:val="false"/>
-                <w:u w:val="none"/>
-                <w:sz w:val="18"/>
-                <w:szCs w:val="18"/>
-                <w:color w:val="000000"/>
-              </w:rPr>
-              <w:t xml:space="preserve">90-day shock</w:t>
+                <w:sz w:val="16"/>
+                <w:szCs w:val="16"/>
+                <w:color w:val="000000"/>
+              </w:rPr>
+            </w:pPr>
+            <w:r>
+              <w:rPr>
+                <w:rFonts w:ascii="Arial" w:hAnsi="Arial" w:eastAsia="Arial" w:cs="Arial"/>
+                <w:i w:val="false"/>
+                <w:b w:val="false"/>
+                <w:u w:val="none"/>
+                <w:sz w:val="16"/>
+                <w:szCs w:val="16"/>
+                <w:color w:val="000000"/>
+              </w:rPr>
+              <w:t xml:space="preserve">Absolute conditions</w:t>
             </w:r>
           </w:p>
         </w:tc>
@@ -2995,19 +2995,19 @@
                 <w:i w:val="false"/>
                 <w:b w:val="false"/>
                 <w:u w:val="none"/>
-                <w:sz w:val="18"/>
-                <w:szCs w:val="18"/>
-                <w:color w:val="000000"/>
-              </w:rPr>
-            </w:pPr>
-            <w:r>
-              <w:rPr>
-                <w:rFonts w:ascii="Arial" w:hAnsi="Arial" w:eastAsia="Arial" w:cs="Arial"/>
-                <w:i w:val="false"/>
-                <w:b w:val="false"/>
-                <w:u w:val="none"/>
-                <w:sz w:val="18"/>
-                <w:szCs w:val="18"/>
+                <w:sz w:val="16"/>
+                <w:szCs w:val="16"/>
+                <w:color w:val="000000"/>
+              </w:rPr>
+            </w:pPr>
+            <w:r>
+              <w:rPr>
+                <w:rFonts w:ascii="Arial" w:hAnsi="Arial" w:eastAsia="Arial" w:cs="Arial"/>
+                <w:i w:val="false"/>
+                <w:b w:val="false"/>
+                <w:u w:val="none"/>
+                <w:sz w:val="16"/>
+                <w:szCs w:val="16"/>
                 <w:color w:val="000000"/>
               </w:rPr>
               <w:t xml:space="preserve">175</w:t>
@@ -3047,22 +3047,22 @@
                 <w:i w:val="false"/>
                 <w:b w:val="false"/>
                 <w:u w:val="none"/>
-                <w:sz w:val="18"/>
-                <w:szCs w:val="18"/>
-                <w:color w:val="000000"/>
-              </w:rPr>
-            </w:pPr>
-            <w:r>
-              <w:rPr>
-                <w:rFonts w:ascii="Arial" w:hAnsi="Arial" w:eastAsia="Arial" w:cs="Arial"/>
-                <w:i w:val="false"/>
-                <w:b w:val="false"/>
-                <w:u w:val="none"/>
-                <w:sz w:val="18"/>
-                <w:szCs w:val="18"/>
-                <w:color w:val="000000"/>
-              </w:rPr>
-              <w:t xml:space="preserve">-585.7</w:t>
+                <w:sz w:val="16"/>
+                <w:szCs w:val="16"/>
+                <w:color w:val="000000"/>
+              </w:rPr>
+            </w:pPr>
+            <w:r>
+              <w:rPr>
+                <w:rFonts w:ascii="Arial" w:hAnsi="Arial" w:eastAsia="Arial" w:cs="Arial"/>
+                <w:i w:val="false"/>
+                <w:b w:val="false"/>
+                <w:u w:val="none"/>
+                <w:sz w:val="16"/>
+                <w:szCs w:val="16"/>
+                <w:color w:val="000000"/>
+              </w:rPr>
+              <w:t xml:space="preserve">-581.0</w:t>
             </w:r>
           </w:p>
         </w:tc>
@@ -3099,22 +3099,22 @@
                 <w:i w:val="false"/>
                 <w:b w:val="false"/>
                 <w:u w:val="none"/>
-                <w:sz w:val="18"/>
-                <w:szCs w:val="18"/>
-                <w:color w:val="000000"/>
-              </w:rPr>
-            </w:pPr>
-            <w:r>
-              <w:rPr>
-                <w:rFonts w:ascii="Arial" w:hAnsi="Arial" w:eastAsia="Arial" w:cs="Arial"/>
-                <w:i w:val="false"/>
-                <w:b w:val="false"/>
-                <w:u w:val="none"/>
-                <w:sz w:val="18"/>
-                <w:szCs w:val="18"/>
-                <w:color w:val="000000"/>
-              </w:rPr>
-              <w:t xml:space="preserve">-27.1</w:t>
+                <w:sz w:val="16"/>
+                <w:szCs w:val="16"/>
+                <w:color w:val="000000"/>
+              </w:rPr>
+            </w:pPr>
+            <w:r>
+              <w:rPr>
+                <w:rFonts w:ascii="Arial" w:hAnsi="Arial" w:eastAsia="Arial" w:cs="Arial"/>
+                <w:i w:val="false"/>
+                <w:b w:val="false"/>
+                <w:u w:val="none"/>
+                <w:sz w:val="16"/>
+                <w:szCs w:val="16"/>
+                <w:color w:val="000000"/>
+              </w:rPr>
+              <w:t xml:space="preserve">-22.3</w:t>
             </w:r>
           </w:p>
         </w:tc>
@@ -3151,22 +3151,22 @@
                 <w:i w:val="false"/>
                 <w:b w:val="false"/>
                 <w:u w:val="none"/>
-                <w:sz w:val="18"/>
-                <w:szCs w:val="18"/>
-                <w:color w:val="000000"/>
-              </w:rPr>
-            </w:pPr>
-            <w:r>
-              <w:rPr>
-                <w:rFonts w:ascii="Arial" w:hAnsi="Arial" w:eastAsia="Arial" w:cs="Arial"/>
-                <w:i w:val="false"/>
-                <w:b w:val="false"/>
-                <w:u w:val="none"/>
-                <w:sz w:val="18"/>
-                <w:szCs w:val="18"/>
-                <w:color w:val="000000"/>
-              </w:rPr>
-              <w:t xml:space="preserve">-0.0272</w:t>
+                <w:sz w:val="16"/>
+                <w:szCs w:val="16"/>
+                <w:color w:val="000000"/>
+              </w:rPr>
+            </w:pPr>
+            <w:r>
+              <w:rPr>
+                <w:rFonts w:ascii="Arial" w:hAnsi="Arial" w:eastAsia="Arial" w:cs="Arial"/>
+                <w:i w:val="false"/>
+                <w:b w:val="false"/>
+                <w:u w:val="none"/>
+                <w:sz w:val="16"/>
+                <w:szCs w:val="16"/>
+                <w:color w:val="000000"/>
+              </w:rPr>
+              <w:t xml:space="preserve">reference</w:t>
             </w:r>
           </w:p>
         </w:tc>
@@ -3203,22 +3203,22 @@
                 <w:i w:val="false"/>
                 <w:b w:val="false"/>
                 <w:u w:val="none"/>
-                <w:sz w:val="18"/>
-                <w:szCs w:val="18"/>
-                <w:color w:val="000000"/>
-              </w:rPr>
-            </w:pPr>
-            <w:r>
-              <w:rPr>
-                <w:rFonts w:ascii="Arial" w:hAnsi="Arial" w:eastAsia="Arial" w:cs="Arial"/>
-                <w:i w:val="false"/>
-                <w:b w:val="false"/>
-                <w:u w:val="none"/>
-                <w:sz w:val="18"/>
-                <w:szCs w:val="18"/>
-                <w:color w:val="000000"/>
-              </w:rPr>
-              <w:t xml:space="preserve">-0.29</w:t>
+                <w:sz w:val="16"/>
+                <w:szCs w:val="16"/>
+                <w:color w:val="000000"/>
+              </w:rPr>
+            </w:pPr>
+            <w:r>
+              <w:rPr>
+                <w:rFonts w:ascii="Arial" w:hAnsi="Arial" w:eastAsia="Arial" w:cs="Arial"/>
+                <w:i w:val="false"/>
+                <w:b w:val="false"/>
+                <w:u w:val="none"/>
+                <w:sz w:val="16"/>
+                <w:szCs w:val="16"/>
+                <w:color w:val="000000"/>
+              </w:rPr>
+              <w:t xml:space="preserve">-</w:t>
             </w:r>
           </w:p>
         </w:tc>
@@ -3262,19 +3262,19 @@
                 <w:i w:val="false"/>
                 <w:b w:val="false"/>
                 <w:u w:val="none"/>
-                <w:sz w:val="16"/>
-                <w:szCs w:val="16"/>
-                <w:color w:val="000000"/>
-              </w:rPr>
-            </w:pPr>
-            <w:r>
-              <w:rPr>
-                <w:rFonts w:ascii="Arial" w:hAnsi="Arial" w:eastAsia="Arial" w:cs="Arial"/>
-                <w:i w:val="false"/>
-                <w:b w:val="false"/>
-                <w:u w:val="none"/>
-                <w:sz w:val="16"/>
-                <w:szCs w:val="16"/>
+                <w:sz w:val="14"/>
+                <w:szCs w:val="14"/>
+                <w:color w:val="000000"/>
+              </w:rPr>
+            </w:pPr>
+            <w:r>
+              <w:rPr>
+                <w:rFonts w:ascii="Arial" w:hAnsi="Arial" w:eastAsia="Arial" w:cs="Arial"/>
+                <w:i w:val="false"/>
+                <w:b w:val="false"/>
+                <w:u w:val="none"/>
+                <w:sz w:val="14"/>
+                <w:szCs w:val="14"/>
                 <w:color w:val="000000"/>
               </w:rPr>
               <w:t xml:space="preserve">Each stratum is held out in turn, the model refitted on the remainder, and the held-out stratum scored by the log probability assigned to the day the outbreak actually occurred. Score is the total log probability, higher is better. Gain vs chance compares against a model spreading probability evenly across each stratum's candidate days. The paired difference and z compare the two parameterisations stratum by stratum. This is not INLA's CPO, which drops one observation at a time and so is not a stratum hold-out in a conditional model.</w:t>
